--- a/source/reference_documents/tertiary_documents/design/Threat Modeling/analysis/Threat Modeling - Analysis.docx
+++ b/source/reference_documents/tertiary_documents/design/Threat Modeling/analysis/Threat Modeling - Analysis.docx
@@ -43,7 +43,7 @@
         <w:t xml:space="preserve">Version </w:t>
       </w:r>
       <w:r>
-        <w:t>3</w:t>
+        <w:t>4</w:t>
       </w:r>
     </w:p>
     <w:p>
@@ -60,7 +60,7 @@
         <w:rPr>
           <w:noProof/>
         </w:rPr>
-        <w:t>4/8/25 9:06 AM</w:t>
+        <w:t>5/27/25 9:33 AM</w:t>
       </w:r>
       <w:r>
         <w:fldChar w:fldCharType="end"/>
@@ -1112,6 +1112,35 @@
       </w:r>
       <w:r>
         <w:t>.</w:t>
+      </w:r>
+    </w:p>
+    <w:p>
+      <w:pPr>
+        <w:ind w:left="720" w:hanging="720"/>
+      </w:pPr>
+      <w:r>
+        <w:rPr>
+          <w:b/>
+          <w:bCs/>
+          <w:color w:val="0070C0"/>
+        </w:rPr>
+        <w:t>Note:</w:t>
+      </w:r>
+      <w:r>
+        <w:tab/>
+        <w:t xml:space="preserve">If the analysis </w:t>
+      </w:r>
+      <w:r>
+        <w:t xml:space="preserve">exposes incomplete / incorrect information forming the model. The model will need to be </w:t>
+      </w:r>
+      <w:r>
+        <w:t>updated,</w:t>
+      </w:r>
+      <w:r>
+        <w:t xml:space="preserve"> and analysis redone</w:t>
+      </w:r>
+      <w:r>
+        <w:t>. No feedback flow is shown in the diagram because there are no steps between the threat model creation and the analysis activity.</w:t>
       </w:r>
     </w:p>
     <w:p>

--- a/source/reference_documents/tertiary_documents/design/Threat Modeling/analysis/Threat Modeling - Analysis.docx
+++ b/source/reference_documents/tertiary_documents/design/Threat Modeling/analysis/Threat Modeling - Analysis.docx
@@ -43,7 +43,7 @@
         <w:t xml:space="preserve">Version </w:t>
       </w:r>
       <w:r>
-        <w:t>4</w:t>
+        <w:t>5</w:t>
       </w:r>
     </w:p>
     <w:p>
@@ -60,7 +60,7 @@
         <w:rPr>
           <w:noProof/>
         </w:rPr>
-        <w:t>5/27/25 9:33 AM</w:t>
+        <w:t>4/27/26 12:29 PM</w:t>
       </w:r>
       <w:r>
         <w:fldChar w:fldCharType="end"/>
@@ -209,45 +209,7 @@
         <w:t>identify design deficiencies related to cybersecurity as early in the product development process as possible</w:t>
       </w:r>
       <w:r>
-        <w:t xml:space="preserve">. This is necessary given the nature of safety-critical, cyber-physical systems, subject to certifications such as </w:t>
-      </w:r>
-      <w:r>
-        <w:rPr>
-          <w:b/>
-          <w:bCs/>
-        </w:rPr>
-        <w:t>ISO</w:t>
-      </w:r>
-      <w:r>
-        <w:rPr>
-          <w:b/>
-          <w:bCs/>
-        </w:rPr>
-        <w:t>/SAE</w:t>
-      </w:r>
-      <w:r>
-        <w:rPr>
-          <w:b/>
-          <w:bCs/>
-        </w:rPr>
-        <w:t xml:space="preserve"> 21434</w:t>
-      </w:r>
-      <w:r>
-        <w:t xml:space="preserve"> and </w:t>
-      </w:r>
-      <w:r>
-        <w:rPr>
-          <w:b/>
-          <w:bCs/>
-        </w:rPr>
-        <w:t xml:space="preserve">ISO </w:t>
-      </w:r>
-      <w:r>
-        <w:rPr>
-          <w:b/>
-          <w:bCs/>
-        </w:rPr>
-        <w:t>26262</w:t>
+        <w:t>. This is necessary given the nature of safety-critical, cyber-physical systems</w:t>
       </w:r>
       <w:r>
         <w:rPr>
@@ -637,17 +599,42 @@
         <w:t>NIST NCWF</w:t>
       </w:r>
       <w:r>
-        <w:t xml:space="preserve"> role SP-ARC-002 and detailed in section </w:t>
-      </w:r>
-      <w:r>
-        <w:rPr>
-          <w:b/>
-          <w:bCs/>
-        </w:rPr>
-        <w:t>12.7 Security Architect</w:t>
-      </w:r>
-      <w:r>
-        <w:t xml:space="preserve"> of the AVCDL primary document </w:t>
+        <w:t xml:space="preserve"> role SP-ARC-002 and detailed in </w:t>
+      </w:r>
+      <w:r>
+        <w:t>the</w:t>
+      </w:r>
+      <w:r>
+        <w:t xml:space="preserve"> </w:t>
+      </w:r>
+      <w:r>
+        <w:rPr>
+          <w:b/>
+          <w:bCs/>
+        </w:rPr>
+        <w:t>NCWF Roles - Security Architect</w:t>
+      </w:r>
+      <w:r>
+        <w:t xml:space="preserve"> section of the </w:t>
+      </w:r>
+      <w:r>
+        <w:rPr>
+          <w:b/>
+          <w:bCs/>
+        </w:rPr>
+        <w:t>AVCDL Background Material</w:t>
+      </w:r>
+      <w:r>
+        <w:t xml:space="preserve"> elaboration</w:t>
+      </w:r>
+      <w:r>
+        <w:t xml:space="preserve"> </w:t>
+      </w:r>
+      <w:r>
+        <w:t>document</w:t>
+      </w:r>
+      <w:r>
+        <w:t xml:space="preserve"> </w:t>
       </w:r>
       <w:r>
         <w:rPr>
@@ -656,7 +643,25 @@
           <w:color w:val="0070C0"/>
           <w:vertAlign w:val="superscript"/>
         </w:rPr>
-        <w:t>[1]</w:t>
+        <w:t>[</w:t>
+      </w:r>
+      <w:r>
+        <w:rPr>
+          <w:b/>
+          <w:bCs/>
+          <w:color w:val="0070C0"/>
+          <w:vertAlign w:val="superscript"/>
+        </w:rPr>
+        <w:t>1</w:t>
+      </w:r>
+      <w:r>
+        <w:rPr>
+          <w:b/>
+          <w:bCs/>
+          <w:color w:val="0070C0"/>
+          <w:vertAlign w:val="superscript"/>
+        </w:rPr>
+        <w:t>1]</w:t>
       </w:r>
       <w:r>
         <w:t>.</w:t>
@@ -1128,19 +1133,7 @@
       </w:r>
       <w:r>
         <w:tab/>
-        <w:t xml:space="preserve">If the analysis </w:t>
-      </w:r>
-      <w:r>
-        <w:t xml:space="preserve">exposes incomplete / incorrect information forming the model. The model will need to be </w:t>
-      </w:r>
-      <w:r>
-        <w:t>updated,</w:t>
-      </w:r>
-      <w:r>
-        <w:t xml:space="preserve"> and analysis redone</w:t>
-      </w:r>
-      <w:r>
-        <w:t>. No feedback flow is shown in the diagram because there are no steps between the threat model creation and the analysis activity.</w:t>
+        <w:t>If the analysis exposes incomplete / incorrect information forming the model. The model will need to be updated, and analysis redone. No feedback flow is shown in the diagram because there are no steps between the threat model creation and the analysis activity.</w:t>
       </w:r>
     </w:p>
     <w:p>
@@ -4043,6 +4036,26 @@
           <w:lang w:val="en"/>
         </w:rPr>
         <w:t xml:space="preserve"> (AVCDL working material)</w:t>
+      </w:r>
+    </w:p>
+    <w:p>
+      <w:pPr>
+        <w:pStyle w:val="ListParagraph"/>
+        <w:numPr>
+          <w:ilvl w:val="0"/>
+          <w:numId w:val="3"/>
+        </w:numPr>
+        <w:ind w:left="360"/>
+      </w:pPr>
+      <w:r>
+        <w:rPr>
+          <w:b/>
+          <w:bCs/>
+        </w:rPr>
+        <w:t xml:space="preserve">AVCDL Background Material </w:t>
+      </w:r>
+      <w:r>
+        <w:t>(AVCDL elaboration document)</w:t>
       </w:r>
     </w:p>
     <w:p/>
